--- a/AV_Aldo_Martinez_004D_BackToMe/Fase 1/Evidencias Grupales/1_5_GuiaEstudiante_Fase_1_Definicion_Proyecto_APT_BackToMe.docx
+++ b/AV_Aldo_Martinez_004D_BackToMe/Fase 1/Evidencias Grupales/1_5_GuiaEstudiante_Fase_1_Definicion_Proyecto_APT_BackToMe.docx
@@ -39,31 +39,7 @@
           <w:sz w:val="22"/>
           <w:szCs w:val="22"/>
         </w:rPr>
-        <w:t xml:space="preserve">Completado en base al "Informe Técnico Inicial de Proyecto de Título – </w:t>
-      </w:r>
-      <w:proofErr w:type="spellStart"/>
-      <w:r>
-        <w:rPr>
-          <w:rFonts w:asciiTheme="minorHAnsi" w:eastAsia="Calibri" w:hAnsiTheme="minorHAnsi" w:cstheme="minorHAnsi"/>
-          <w:i/>
-          <w:iCs/>
-          <w:color w:val="595959"/>
-          <w:sz w:val="22"/>
-          <w:szCs w:val="22"/>
-        </w:rPr>
-        <w:t>BackToMe</w:t>
-      </w:r>
-      <w:proofErr w:type="spellEnd"/>
-      <w:r>
-        <w:rPr>
-          <w:rFonts w:asciiTheme="minorHAnsi" w:eastAsia="Calibri" w:hAnsiTheme="minorHAnsi" w:cstheme="minorHAnsi"/>
-          <w:i/>
-          <w:iCs/>
-          <w:color w:val="595959"/>
-          <w:sz w:val="22"/>
-          <w:szCs w:val="22"/>
-        </w:rPr>
-        <w:t>"</w:t>
+        <w:t>Completado en base al "Informe Técnico Inicial de Proyecto de Título – BackToMe"</w:t>
       </w:r>
     </w:p>
     <w:p>
@@ -148,12 +124,6 @@
         <w:gridCol w:w="7823"/>
       </w:tblGrid>
       <w:tr>
-        <w:tblPrEx>
-          <w:tblCellMar>
-            <w:top w:w="0" w:type="dxa"/>
-            <w:bottom w:w="0" w:type="dxa"/>
-          </w:tblCellMar>
-        </w:tblPrEx>
         <w:tc>
           <w:tcPr>
             <w:tcW w:w="1250" w:type="pct"/>
@@ -221,12 +191,6 @@
         </w:tc>
       </w:tr>
       <w:tr>
-        <w:tblPrEx>
-          <w:tblCellMar>
-            <w:top w:w="0" w:type="dxa"/>
-            <w:bottom w:w="0" w:type="dxa"/>
-          </w:tblCellMar>
-        </w:tblPrEx>
         <w:tc>
           <w:tcPr>
             <w:tcW w:w="1250" w:type="pct"/>
@@ -294,12 +258,6 @@
         </w:tc>
       </w:tr>
       <w:tr>
-        <w:tblPrEx>
-          <w:tblCellMar>
-            <w:top w:w="0" w:type="dxa"/>
-            <w:bottom w:w="0" w:type="dxa"/>
-          </w:tblCellMar>
-        </w:tblPrEx>
         <w:tc>
           <w:tcPr>
             <w:tcW w:w="1250" w:type="pct"/>
@@ -367,12 +325,6 @@
         </w:tc>
       </w:tr>
       <w:tr>
-        <w:tblPrEx>
-          <w:tblCellMar>
-            <w:top w:w="0" w:type="dxa"/>
-            <w:bottom w:w="0" w:type="dxa"/>
-          </w:tblCellMar>
-        </w:tblPrEx>
         <w:tc>
           <w:tcPr>
             <w:tcW w:w="1250" w:type="pct"/>
@@ -483,12 +435,6 @@
         <w:gridCol w:w="7823"/>
       </w:tblGrid>
       <w:tr>
-        <w:tblPrEx>
-          <w:tblCellMar>
-            <w:top w:w="0" w:type="dxa"/>
-            <w:bottom w:w="0" w:type="dxa"/>
-          </w:tblCellMar>
-        </w:tblPrEx>
         <w:tc>
           <w:tcPr>
             <w:tcW w:w="1250" w:type="pct"/>
@@ -547,30 +493,16 @@
                 <w:rFonts w:asciiTheme="minorHAnsi" w:hAnsiTheme="minorHAnsi" w:cstheme="minorHAnsi"/>
               </w:rPr>
             </w:pPr>
-            <w:proofErr w:type="spellStart"/>
-            <w:r>
-              <w:rPr>
-                <w:rFonts w:asciiTheme="minorHAnsi" w:eastAsia="Calibri" w:hAnsiTheme="minorHAnsi" w:cstheme="minorHAnsi"/>
-              </w:rPr>
-              <w:t>BackToMe</w:t>
-            </w:r>
-            <w:proofErr w:type="spellEnd"/>
-            <w:r>
-              <w:rPr>
-                <w:rFonts w:asciiTheme="minorHAnsi" w:eastAsia="Calibri" w:hAnsiTheme="minorHAnsi" w:cstheme="minorHAnsi"/>
-              </w:rPr>
-              <w:t>: Plataforma Web de Gestión, Trazabilidad y Recuperación de Objetos Perdidos</w:t>
+            <w:r>
+              <w:rPr>
+                <w:rFonts w:asciiTheme="minorHAnsi" w:eastAsia="Calibri" w:hAnsiTheme="minorHAnsi" w:cstheme="minorHAnsi"/>
+              </w:rPr>
+              <w:t>BackToMe: Plataforma Web de Gestión, Trazabilidad y Recuperación de Objetos Perdidos</w:t>
             </w:r>
           </w:p>
         </w:tc>
       </w:tr>
       <w:tr>
-        <w:tblPrEx>
-          <w:tblCellMar>
-            <w:top w:w="0" w:type="dxa"/>
-            <w:bottom w:w="0" w:type="dxa"/>
-          </w:tblCellMar>
-        </w:tblPrEx>
         <w:tc>
           <w:tcPr>
             <w:tcW w:w="1250" w:type="pct"/>
@@ -601,15 +533,7 @@
                 <w:b/>
                 <w:bCs/>
               </w:rPr>
-              <w:t>Área(s) de d</w:t>
-            </w:r>
-            <w:r>
-              <w:rPr>
-                <w:rFonts w:asciiTheme="minorHAnsi" w:eastAsia="Calibri" w:hAnsiTheme="minorHAnsi" w:cstheme="minorHAnsi"/>
-                <w:b/>
-                <w:bCs/>
-              </w:rPr>
-              <w:t>esempeño</w:t>
+              <w:t>Área(s) de desempeño</w:t>
             </w:r>
           </w:p>
         </w:tc>
@@ -641,38 +565,12 @@
               <w:rPr>
                 <w:rFonts w:asciiTheme="minorHAnsi" w:eastAsia="Calibri" w:hAnsiTheme="minorHAnsi" w:cstheme="minorHAnsi"/>
               </w:rPr>
-              <w:t>Desarrollo de Software y Arquitectura de Sistemas (diseño e implementación de una plataforma web API-</w:t>
-            </w:r>
-            <w:proofErr w:type="spellStart"/>
-            <w:r>
-              <w:rPr>
-                <w:rFonts w:asciiTheme="minorHAnsi" w:eastAsia="Calibri" w:hAnsiTheme="minorHAnsi" w:cstheme="minorHAnsi"/>
-              </w:rPr>
-              <w:t>First</w:t>
-            </w:r>
-            <w:proofErr w:type="spellEnd"/>
-            <w:r>
-              <w:rPr>
-                <w:rFonts w:asciiTheme="minorHAnsi" w:eastAsia="Calibri" w:hAnsiTheme="minorHAnsi" w:cstheme="minorHAnsi"/>
-              </w:rPr>
-              <w:t>); Gestión de Riesgos y Procesos (análisis y mitigación de riesgos operacionales, de fraude y de seguridad); Seguridad de la Información (pro</w:t>
-            </w:r>
-            <w:r>
-              <w:rPr>
-                <w:rFonts w:asciiTheme="minorHAnsi" w:eastAsia="Calibri" w:hAnsiTheme="minorHAnsi" w:cstheme="minorHAnsi"/>
-              </w:rPr>
-              <w:t>tección de datos personales y verificación de identidad).</w:t>
+              <w:t>Desarrollo de Software y Arquitectura de Sistemas (diseño e implementación de una plataforma web API-First); Gestión de Riesgos y Procesos (análisis y mitigación de riesgos operacionales, de fraude y de seguridad); Seguridad de la Información (protección de datos personales y verificación de identidad).</w:t>
             </w:r>
           </w:p>
         </w:tc>
       </w:tr>
       <w:tr>
-        <w:tblPrEx>
-          <w:tblCellMar>
-            <w:top w:w="0" w:type="dxa"/>
-            <w:bottom w:w="0" w:type="dxa"/>
-          </w:tblCellMar>
-        </w:tblPrEx>
         <w:tc>
           <w:tcPr>
             <w:tcW w:w="1250" w:type="pct"/>
@@ -735,41 +633,7 @@
               <w:rPr>
                 <w:rFonts w:asciiTheme="minorHAnsi" w:eastAsia="Calibri" w:hAnsiTheme="minorHAnsi" w:cstheme="minorHAnsi"/>
               </w:rPr>
-              <w:t>Diseñar e implementar soluciones de software basadas en arquitecturas cliente/servidor modernas (</w:t>
-            </w:r>
-            <w:proofErr w:type="spellStart"/>
-            <w:r>
-              <w:rPr>
-                <w:rFonts w:asciiTheme="minorHAnsi" w:eastAsia="Calibri" w:hAnsiTheme="minorHAnsi" w:cstheme="minorHAnsi"/>
-              </w:rPr>
-              <w:t>frontend</w:t>
-            </w:r>
-            <w:proofErr w:type="spellEnd"/>
-            <w:r>
-              <w:rPr>
-                <w:rFonts w:asciiTheme="minorHAnsi" w:eastAsia="Calibri" w:hAnsiTheme="minorHAnsi" w:cstheme="minorHAnsi"/>
-              </w:rPr>
-              <w:t xml:space="preserve">, </w:t>
-            </w:r>
-            <w:proofErr w:type="spellStart"/>
-            <w:r>
-              <w:rPr>
-                <w:rFonts w:asciiTheme="minorHAnsi" w:eastAsia="Calibri" w:hAnsiTheme="minorHAnsi" w:cstheme="minorHAnsi"/>
-              </w:rPr>
-              <w:t>backend</w:t>
-            </w:r>
-            <w:proofErr w:type="spellEnd"/>
-            <w:r>
-              <w:rPr>
-                <w:rFonts w:asciiTheme="minorHAnsi" w:eastAsia="Calibri" w:hAnsiTheme="minorHAnsi" w:cstheme="minorHAnsi"/>
-              </w:rPr>
-              <w:t>, base de datos y almacenamiento en la nube). Especificar requerimientos funcionales y no funcionales de un sistema de información. Identifica</w:t>
-            </w:r>
-            <w:r>
-              <w:rPr>
-                <w:rFonts w:asciiTheme="minorHAnsi" w:eastAsia="Calibri" w:hAnsiTheme="minorHAnsi" w:cstheme="minorHAnsi"/>
-              </w:rPr>
-              <w:t>r, evaluar y mitigar riesgos técnicos, operacionales y de seguridad asociados a un proceso de negocio. Aplicar principios de autenticación, cifrado y protección de datos personales en el diseño de sistemas.</w:t>
+              <w:t>Diseñar e implementar soluciones de software basadas en arquitecturas cliente/servidor modernas (frontend, backend, base de datos y almacenamiento en la nube). Especificar requerimientos funcionales y no funcionales de un sistema de información. Identificar, evaluar y mitigar riesgos técnicos, operacionales y de seguridad asociados a un proceso de negocio. Aplicar principios de autenticación, cifrado y protección de datos personales en el diseño de sistemas.</w:t>
             </w:r>
           </w:p>
         </w:tc>
@@ -818,12 +682,6 @@
         <w:gridCol w:w="7823"/>
       </w:tblGrid>
       <w:tr>
-        <w:tblPrEx>
-          <w:tblCellMar>
-            <w:top w:w="0" w:type="dxa"/>
-            <w:bottom w:w="0" w:type="dxa"/>
-          </w:tblCellMar>
-        </w:tblPrEx>
         <w:tc>
           <w:tcPr>
             <w:tcW w:w="1250" w:type="pct"/>
@@ -854,15 +712,7 @@
                 <w:b/>
                 <w:bCs/>
               </w:rPr>
-              <w:t>Relevancia del pr</w:t>
-            </w:r>
-            <w:r>
-              <w:rPr>
-                <w:rFonts w:asciiTheme="minorHAnsi" w:eastAsia="Calibri" w:hAnsiTheme="minorHAnsi" w:cstheme="minorHAnsi"/>
-                <w:b/>
-                <w:bCs/>
-              </w:rPr>
-              <w:t>oyecto APT</w:t>
+              <w:t>Relevancia del proyecto APT</w:t>
             </w:r>
           </w:p>
         </w:tc>
@@ -894,13 +744,7 @@
               <w:rPr>
                 <w:rFonts w:asciiTheme="minorHAnsi" w:eastAsia="Calibri" w:hAnsiTheme="minorHAnsi" w:cstheme="minorHAnsi"/>
               </w:rPr>
-              <w:t>En entornos de alta concurrencia como campus universitarios y complejos corporativos, la pérdida de pertenencias personales (notebooks, teléfonos, documentos de identidad, prendas y útiles académicos) es un problema logístico y de seguridad recu</w:t>
-            </w:r>
-            <w:r>
-              <w:rPr>
-                <w:rFonts w:asciiTheme="minorHAnsi" w:eastAsia="Calibri" w:hAnsiTheme="minorHAnsi" w:cstheme="minorHAnsi"/>
-              </w:rPr>
-              <w:t>rrente. Actualmente esta gestión se realiza mediante registros manuales en cuadernos o publicaciones informales en redes sociales, lo que genera una baja tasa de recuperación, falta de trazabilidad y riesgo de fraude o entrega errónea.</w:t>
+              <w:t>En entornos de alta concurrencia como campus universitarios y complejos corporativos, la pérdida de pertenencias personales (notebooks, teléfonos, documentos de identidad, prendas y útiles académicos) es un problema logístico y de seguridad recurrente. Actualmente esta gestión se realiza mediante registros manuales en cuadernos o publicaciones informales en redes sociales, lo que genera una baja tasa de recuperación, falta de trazabilidad y riesgo de fraude o entrega errónea.</w:t>
             </w:r>
           </w:p>
           <w:p>
@@ -922,36 +766,12 @@
               <w:rPr>
                 <w:rFonts w:asciiTheme="minorHAnsi" w:eastAsia="Calibri" w:hAnsiTheme="minorHAnsi" w:cstheme="minorHAnsi"/>
               </w:rPr>
-              <w:t>Este tema es releva</w:t>
-            </w:r>
-            <w:r>
-              <w:rPr>
-                <w:rFonts w:asciiTheme="minorHAnsi" w:eastAsia="Calibri" w:hAnsiTheme="minorHAnsi" w:cstheme="minorHAnsi"/>
-              </w:rPr>
-              <w:t>nte para el campo laboral de la Ingeniería Informática porque plantea un problema real de digitalización de procesos, trazabilidad y seguridad de la información. La situación se ubica en instituciones de educación superior y complejos corporativos, e impac</w:t>
-            </w:r>
-            <w:r>
-              <w:rPr>
-                <w:rFonts w:asciiTheme="minorHAnsi" w:eastAsia="Calibri" w:hAnsiTheme="minorHAnsi" w:cstheme="minorHAnsi"/>
-              </w:rPr>
-              <w:t>ta directamente a estudiantes, funcionarios y personal de seguridad/custodia de dichos recintos. El aporte de valor del proyecto es ofrecer una solución tecnológica integral que estandarice el ciclo de vida completo de un objeto perdido, aumentando la tasa</w:t>
-            </w:r>
-            <w:r>
-              <w:rPr>
-                <w:rFonts w:asciiTheme="minorHAnsi" w:eastAsia="Calibri" w:hAnsiTheme="minorHAnsi" w:cstheme="minorHAnsi"/>
-              </w:rPr>
-              <w:t xml:space="preserve"> de recuperación y reduciendo los riesgos de suplantación y fraude.</w:t>
+              <w:t>Este tema es relevante para el campo laboral de la Ingeniería Informática porque plantea un problema real de digitalización de procesos, trazabilidad y seguridad de la información. La situación se ubica en instituciones de educación superior y complejos corporativos, e impacta directamente a estudiantes, funcionarios y personal de seguridad/custodia de dichos recintos. El aporte de valor del proyecto es ofrecer una solución tecnológica integral que estandarice el ciclo de vida completo de un objeto perdido, aumentando la tasa de recuperación y reduciendo los riesgos de suplantación y fraude.</w:t>
             </w:r>
           </w:p>
         </w:tc>
       </w:tr>
       <w:tr>
-        <w:tblPrEx>
-          <w:tblCellMar>
-            <w:top w:w="0" w:type="dxa"/>
-            <w:bottom w:w="0" w:type="dxa"/>
-          </w:tblCellMar>
-        </w:tblPrEx>
         <w:tc>
           <w:tcPr>
             <w:tcW w:w="1250" w:type="pct"/>
@@ -1015,13 +835,7 @@
               <w:rPr>
                 <w:rFonts w:asciiTheme="minorHAnsi" w:eastAsia="Calibri" w:hAnsiTheme="minorHAnsi" w:cstheme="minorHAnsi"/>
               </w:rPr>
-              <w:t>El proyecto busca diseñar e implementar una plataforma web para la gestión centralizada, trazabilidad física y restitución segura de objetos perdidos en entornos universitarios y corporativos, mitigando riesgos de suplantación de identidad, extravío docume</w:t>
-            </w:r>
-            <w:r>
-              <w:rPr>
-                <w:rFonts w:asciiTheme="minorHAnsi" w:eastAsia="Calibri" w:hAnsiTheme="minorHAnsi" w:cstheme="minorHAnsi"/>
-              </w:rPr>
-              <w:t>ntal y entregas erróneas.</w:t>
+              <w:t>El proyecto busca diseñar e implementar una plataforma web para la gestión centralizada, trazabilidad física y restitución segura de objetos perdidos en entornos universitarios y corporativos, mitigando riesgos de suplantación de identidad, extravío documental y entregas erróneas.</w:t>
             </w:r>
           </w:p>
           <w:p>
@@ -1043,52 +857,12 @@
               <w:rPr>
                 <w:rFonts w:asciiTheme="minorHAnsi" w:eastAsia="Calibri" w:hAnsiTheme="minorHAnsi" w:cstheme="minorHAnsi"/>
               </w:rPr>
-              <w:t xml:space="preserve">Para abordar esta problemática, </w:t>
-            </w:r>
-            <w:proofErr w:type="spellStart"/>
-            <w:r>
-              <w:rPr>
-                <w:rFonts w:asciiTheme="minorHAnsi" w:eastAsia="Calibri" w:hAnsiTheme="minorHAnsi" w:cstheme="minorHAnsi"/>
-              </w:rPr>
-              <w:t>BackToMe</w:t>
-            </w:r>
-            <w:proofErr w:type="spellEnd"/>
-            <w:r>
-              <w:rPr>
-                <w:rFonts w:asciiTheme="minorHAnsi" w:eastAsia="Calibri" w:hAnsiTheme="minorHAnsi" w:cstheme="minorHAnsi"/>
-              </w:rPr>
-              <w:t xml:space="preserve"> combina un portal web de autoservicio para la comunidad institucional con herramientas de administración para el personal de custodia, un mecanismo de auditoría física mediante códigos QR y un motor de </w:t>
-            </w:r>
-            <w:proofErr w:type="spellStart"/>
-            <w:r>
-              <w:rPr>
-                <w:rFonts w:asciiTheme="minorHAnsi" w:eastAsia="Calibri" w:hAnsiTheme="minorHAnsi" w:cstheme="minorHAnsi"/>
-              </w:rPr>
-              <w:t>matching</w:t>
-            </w:r>
-            <w:proofErr w:type="spellEnd"/>
-            <w:r>
-              <w:rPr>
-                <w:rFonts w:asciiTheme="minorHAnsi" w:eastAsia="Calibri" w:hAnsiTheme="minorHAnsi" w:cstheme="minorHAnsi"/>
-              </w:rPr>
-              <w:t xml:space="preserve"> (coi</w:t>
-            </w:r>
-            <w:r>
-              <w:rPr>
-                <w:rFonts w:asciiTheme="minorHAnsi" w:eastAsia="Calibri" w:hAnsiTheme="minorHAnsi" w:cstheme="minorHAnsi"/>
-              </w:rPr>
-              <w:t>ncidencia) automático entre objetos reportados y objetos recibidos, junto con protocolos de verificación de identidad y desempate ante reclamos duplicados.</w:t>
+              <w:t>Para abordar esta problemática, BackToMe combina un portal web de autoservicio para la comunidad institucional con herramientas de administración para el personal de custodia, un mecanismo de auditoría física mediante códigos QR y un motor de matching (coincidencia) automático entre objetos reportados y objetos recibidos, junto con protocolos de verificación de identidad y desempate ante reclamos duplicados.</w:t>
             </w:r>
           </w:p>
         </w:tc>
       </w:tr>
       <w:tr>
-        <w:tblPrEx>
-          <w:tblCellMar>
-            <w:top w:w="0" w:type="dxa"/>
-            <w:bottom w:w="0" w:type="dxa"/>
-          </w:tblCellMar>
-        </w:tblPrEx>
         <w:tc>
           <w:tcPr>
             <w:tcW w:w="1250" w:type="pct"/>
@@ -1151,47 +925,7 @@
               <w:rPr>
                 <w:rFonts w:asciiTheme="minorHAnsi" w:eastAsia="Calibri" w:hAnsiTheme="minorHAnsi" w:cstheme="minorHAnsi"/>
               </w:rPr>
-              <w:t>El Proyecto APT se relaciona directamente con el p</w:t>
-            </w:r>
-            <w:r>
-              <w:rPr>
-                <w:rFonts w:asciiTheme="minorHAnsi" w:eastAsia="Calibri" w:hAnsiTheme="minorHAnsi" w:cstheme="minorHAnsi"/>
-              </w:rPr>
-              <w:t>erfil de egreso de Ingeniería Informática al requerir el diseño completo de una solución de software: definición de arquitectura (</w:t>
-            </w:r>
-            <w:proofErr w:type="spellStart"/>
-            <w:r>
-              <w:rPr>
-                <w:rFonts w:asciiTheme="minorHAnsi" w:eastAsia="Calibri" w:hAnsiTheme="minorHAnsi" w:cstheme="minorHAnsi"/>
-              </w:rPr>
-              <w:t>frontend</w:t>
-            </w:r>
-            <w:proofErr w:type="spellEnd"/>
-            <w:r>
-              <w:rPr>
-                <w:rFonts w:asciiTheme="minorHAnsi" w:eastAsia="Calibri" w:hAnsiTheme="minorHAnsi" w:cstheme="minorHAnsi"/>
-              </w:rPr>
-              <w:t xml:space="preserve">, </w:t>
-            </w:r>
-            <w:proofErr w:type="spellStart"/>
-            <w:r>
-              <w:rPr>
-                <w:rFonts w:asciiTheme="minorHAnsi" w:eastAsia="Calibri" w:hAnsiTheme="minorHAnsi" w:cstheme="minorHAnsi"/>
-              </w:rPr>
-              <w:t>backend</w:t>
-            </w:r>
-            <w:proofErr w:type="spellEnd"/>
-            <w:r>
-              <w:rPr>
-                <w:rFonts w:asciiTheme="minorHAnsi" w:eastAsia="Calibri" w:hAnsiTheme="minorHAnsi" w:cstheme="minorHAnsi"/>
-              </w:rPr>
-              <w:t>, base de datos, almacenamiento y autenticación), especificación de requerimientos funcionales y no funcional</w:t>
-            </w:r>
-            <w:r>
-              <w:rPr>
-                <w:rFonts w:asciiTheme="minorHAnsi" w:eastAsia="Calibri" w:hAnsiTheme="minorHAnsi" w:cstheme="minorHAnsi"/>
-              </w:rPr>
-              <w:t>es, y aplicación de estándares de seguridad (TLS 1.3, cifrado AES-256, OAuth 2.0/SAML).</w:t>
+              <w:t>El Proyecto APT se relaciona directamente con el perfil de egreso de Ingeniería Informática al requerir el diseño completo de una solución de software: definición de arquitectura (frontend, backend, base de datos, almacenamiento y autenticación), especificación de requerimientos funcionales y no funcionales, y aplicación de estándares de seguridad (TLS 1.3, cifrado AES-256, OAuth 2.0/SAML).</w:t>
             </w:r>
           </w:p>
           <w:p>
@@ -1213,24 +947,12 @@
               <w:rPr>
                 <w:rFonts w:asciiTheme="minorHAnsi" w:eastAsia="Calibri" w:hAnsiTheme="minorHAnsi" w:cstheme="minorHAnsi"/>
               </w:rPr>
-              <w:t>Las competencias seleccionadas son necesarias porque el proyecto exige tanto capacidad de diseño e implementación técnica como de análisis de riesgos: sin la gestión d</w:t>
-            </w:r>
-            <w:r>
-              <w:rPr>
-                <w:rFonts w:asciiTheme="minorHAnsi" w:eastAsia="Calibri" w:hAnsiTheme="minorHAnsi" w:cstheme="minorHAnsi"/>
-              </w:rPr>
-              <w:t>e riesgos no sería posible anticipar problemas como la suplantación de identidad o la exposición de datos personales, y sin las competencias de arquitectura de software no sería viable construir una plataforma escalable y seguro para múltiples sedes.</w:t>
+              <w:t>Las competencias seleccionadas son necesarias porque el proyecto exige tanto capacidad de diseño e implementación técnica como de análisis de riesgos: sin la gestión de riesgos no sería posible anticipar problemas como la suplantación de identidad o la exposición de datos personales, y sin las competencias de arquitectura de software no sería viable construir una plataforma escalable y seguro para múltiples sedes.</w:t>
             </w:r>
           </w:p>
         </w:tc>
       </w:tr>
       <w:tr>
-        <w:tblPrEx>
-          <w:tblCellMar>
-            <w:top w:w="0" w:type="dxa"/>
-            <w:bottom w:w="0" w:type="dxa"/>
-          </w:tblCellMar>
-        </w:tblPrEx>
         <w:tc>
           <w:tcPr>
             <w:tcW w:w="1250" w:type="pct"/>
@@ -1261,15 +983,7 @@
                 <w:b/>
                 <w:bCs/>
               </w:rPr>
-              <w:t>Rela</w:t>
-            </w:r>
-            <w:r>
-              <w:rPr>
-                <w:rFonts w:asciiTheme="minorHAnsi" w:eastAsia="Calibri" w:hAnsiTheme="minorHAnsi" w:cstheme="minorHAnsi"/>
-                <w:b/>
-                <w:bCs/>
-              </w:rPr>
-              <w:t>ción con los intereses profesionales</w:t>
+              <w:t>Relación con los intereses profesionales</w:t>
             </w:r>
           </w:p>
         </w:tc>
@@ -1301,27 +1015,7 @@
               <w:rPr>
                 <w:rFonts w:asciiTheme="minorHAnsi" w:eastAsia="Calibri" w:hAnsiTheme="minorHAnsi" w:cstheme="minorHAnsi"/>
               </w:rPr>
-              <w:t xml:space="preserve">El proyecto se vincula con el interés profesional por el desarrollo de soluciones de software orientadas a la seguridad de la información y la optimización de procesos institucionales. </w:t>
-            </w:r>
-            <w:proofErr w:type="spellStart"/>
-            <w:r>
-              <w:rPr>
-                <w:rFonts w:asciiTheme="minorHAnsi" w:eastAsia="Calibri" w:hAnsiTheme="minorHAnsi" w:cstheme="minorHAnsi"/>
-              </w:rPr>
-              <w:t>BackToMe</w:t>
-            </w:r>
-            <w:proofErr w:type="spellEnd"/>
-            <w:r>
-              <w:rPr>
-                <w:rFonts w:asciiTheme="minorHAnsi" w:eastAsia="Calibri" w:hAnsiTheme="minorHAnsi" w:cstheme="minorHAnsi"/>
-              </w:rPr>
-              <w:t xml:space="preserve"> permite aplicar de forma </w:t>
-            </w:r>
-            <w:r>
-              <w:rPr>
-                <w:rFonts w:asciiTheme="minorHAnsi" w:eastAsia="Calibri" w:hAnsiTheme="minorHAnsi" w:cstheme="minorHAnsi"/>
-              </w:rPr>
-              <w:t>integrada conocimientos de arquitectura de sistemas, bases de datos, autenticación y gestión de riesgos en un caso real y acotado.</w:t>
+              <w:t>El proyecto se vincula con el interés profesional por el desarrollo de soluciones de software orientadas a la seguridad de la información y la optimización de procesos institucionales. BackToMe permite aplicar de forma integrada conocimientos de arquitectura de sistemas, bases de datos, autenticación y gestión de riesgos en un caso real y acotado.</w:t>
             </w:r>
           </w:p>
           <w:p>
@@ -1343,52 +1037,12 @@
               <w:rPr>
                 <w:rFonts w:asciiTheme="minorHAnsi" w:eastAsia="Calibri" w:hAnsiTheme="minorHAnsi" w:cstheme="minorHAnsi"/>
               </w:rPr>
-              <w:t>Desarrollar este Proyecto APT contribuye al crecimiento profesional al enfrentar el ciclo completo de un producto de softwar</w:t>
-            </w:r>
-            <w:r>
-              <w:rPr>
-                <w:rFonts w:asciiTheme="minorHAnsi" w:eastAsia="Calibri" w:hAnsiTheme="minorHAnsi" w:cstheme="minorHAnsi"/>
-              </w:rPr>
-              <w:t>e -desde el levantamiento de requerimientos hasta el diseño de protocolos de seguridad- lo que constituye una experiencia directamente transferible al ejercicio profesional en el área de desarrollo y gestión de riesgos tecnológicos.</w:t>
-            </w:r>
-          </w:p>
-          <w:p>
-            <w:pPr>
-              <w:spacing w:after="60"/>
-              <w:rPr>
-                <w:rFonts w:asciiTheme="minorHAnsi" w:hAnsiTheme="minorHAnsi" w:cstheme="minorHAnsi"/>
-              </w:rPr>
-            </w:pPr>
-          </w:p>
-          <w:p>
-            <w:pPr>
-              <w:spacing w:after="60"/>
-              <w:rPr>
-                <w:rFonts w:asciiTheme="minorHAnsi" w:hAnsiTheme="minorHAnsi" w:cstheme="minorHAnsi"/>
-              </w:rPr>
-            </w:pPr>
-            <w:r>
-              <w:rPr>
-                <w:rFonts w:asciiTheme="minorHAnsi" w:eastAsia="Calibri" w:hAnsiTheme="minorHAnsi" w:cstheme="minorHAnsi"/>
-              </w:rPr>
-              <w:t>(Este campo debe ser p</w:t>
-            </w:r>
-            <w:r>
-              <w:rPr>
-                <w:rFonts w:asciiTheme="minorHAnsi" w:eastAsia="Calibri" w:hAnsiTheme="minorHAnsi" w:cstheme="minorHAnsi"/>
-              </w:rPr>
-              <w:t>ersonalizado por el/la estudiante de acuerdo con sus propios intereses profesionales).</w:t>
+              <w:t>Desarrollar este Proyecto APT contribuye al crecimiento profesional al enfrentar el ciclo completo de un producto de software -desde el levantamiento de requerimientos hasta el diseño de protocolos de seguridad- lo que constituye una experiencia directamente transferible al ejercicio profesional en el área de desarrollo y gestión de riesgos tecnológicos.</w:t>
             </w:r>
           </w:p>
         </w:tc>
       </w:tr>
       <w:tr>
-        <w:tblPrEx>
-          <w:tblCellMar>
-            <w:top w:w="0" w:type="dxa"/>
-            <w:bottom w:w="0" w:type="dxa"/>
-          </w:tblCellMar>
-        </w:tblPrEx>
         <w:tc>
           <w:tcPr>
             <w:tcW w:w="1250" w:type="pct"/>
@@ -1487,13 +1141,7 @@
               <w:rPr>
                 <w:rFonts w:asciiTheme="minorHAnsi" w:eastAsia="Calibri" w:hAnsiTheme="minorHAnsi" w:cstheme="minorHAnsi"/>
               </w:rPr>
-              <w:t xml:space="preserve">(2) </w:t>
-            </w:r>
-            <w:r>
-              <w:rPr>
-                <w:rFonts w:asciiTheme="minorHAnsi" w:eastAsia="Calibri" w:hAnsiTheme="minorHAnsi" w:cstheme="minorHAnsi"/>
-              </w:rPr>
-              <w:t>Horas asignadas a la asignatura: las horas de Portafolio de Título permiten avanzar de forma incremental en el levantamiento de requerimientos, diseño e implementación.</w:t>
+              <w:t>(2) Horas asignadas a la asignatura: las horas de Portafolio de Título permiten avanzar de forma incremental en el levantamiento de requerimientos, diseño e implementación.</w:t>
             </w:r>
           </w:p>
           <w:p>
@@ -1507,69 +1155,7 @@
               <w:rPr>
                 <w:rFonts w:asciiTheme="minorHAnsi" w:eastAsia="Calibri" w:hAnsiTheme="minorHAnsi" w:cstheme="minorHAnsi"/>
               </w:rPr>
-              <w:t>(3) Materiales requeridos: tecnologías de acceso libre y ampliamente documentadas (</w:t>
-            </w:r>
-            <w:proofErr w:type="spellStart"/>
-            <w:r>
-              <w:rPr>
-                <w:rFonts w:asciiTheme="minorHAnsi" w:eastAsia="Calibri" w:hAnsiTheme="minorHAnsi" w:cstheme="minorHAnsi"/>
-              </w:rPr>
-              <w:t>Reac</w:t>
-            </w:r>
-            <w:r>
-              <w:rPr>
-                <w:rFonts w:asciiTheme="minorHAnsi" w:eastAsia="Calibri" w:hAnsiTheme="minorHAnsi" w:cstheme="minorHAnsi"/>
-              </w:rPr>
-              <w:t>t</w:t>
-            </w:r>
-            <w:proofErr w:type="spellEnd"/>
-            <w:r>
-              <w:rPr>
-                <w:rFonts w:asciiTheme="minorHAnsi" w:eastAsia="Calibri" w:hAnsiTheme="minorHAnsi" w:cstheme="minorHAnsi"/>
-              </w:rPr>
-              <w:t>/Next.js/</w:t>
-            </w:r>
-            <w:proofErr w:type="spellStart"/>
-            <w:r>
-              <w:rPr>
-                <w:rFonts w:asciiTheme="minorHAnsi" w:eastAsia="Calibri" w:hAnsiTheme="minorHAnsi" w:cstheme="minorHAnsi"/>
-              </w:rPr>
-              <w:t>Vue</w:t>
-            </w:r>
-            <w:proofErr w:type="spellEnd"/>
-            <w:r>
-              <w:rPr>
-                <w:rFonts w:asciiTheme="minorHAnsi" w:eastAsia="Calibri" w:hAnsiTheme="minorHAnsi" w:cstheme="minorHAnsi"/>
-              </w:rPr>
-              <w:t>, Node.js/</w:t>
-            </w:r>
-            <w:proofErr w:type="spellStart"/>
-            <w:r>
-              <w:rPr>
-                <w:rFonts w:asciiTheme="minorHAnsi" w:eastAsia="Calibri" w:hAnsiTheme="minorHAnsi" w:cstheme="minorHAnsi"/>
-              </w:rPr>
-              <w:t>NestJS</w:t>
-            </w:r>
-            <w:proofErr w:type="spellEnd"/>
-            <w:r>
-              <w:rPr>
-                <w:rFonts w:asciiTheme="minorHAnsi" w:eastAsia="Calibri" w:hAnsiTheme="minorHAnsi" w:cstheme="minorHAnsi"/>
-              </w:rPr>
-              <w:t xml:space="preserve"> o Python/</w:t>
-            </w:r>
-            <w:proofErr w:type="spellStart"/>
-            <w:r>
-              <w:rPr>
-                <w:rFonts w:asciiTheme="minorHAnsi" w:eastAsia="Calibri" w:hAnsiTheme="minorHAnsi" w:cstheme="minorHAnsi"/>
-              </w:rPr>
-              <w:t>FastAPI</w:t>
-            </w:r>
-            <w:proofErr w:type="spellEnd"/>
-            <w:r>
-              <w:rPr>
-                <w:rFonts w:asciiTheme="minorHAnsi" w:eastAsia="Calibri" w:hAnsiTheme="minorHAnsi" w:cstheme="minorHAnsi"/>
-              </w:rPr>
-              <w:t>, PostgreSQL, servicios de almacenamiento en la nube tipo S3/Google Cloud Storage).</w:t>
+              <w:t>(3) Materiales requeridos: tecnologías de acceso libre y ampliamente documentadas (React/Next.js/Vue, Node.js/NestJS o Python/FastAPI, PostgreSQL, servicios de almacenamiento en la nube tipo S3/Google Cloud Storage).</w:t>
             </w:r>
           </w:p>
           <w:p>
@@ -1583,27 +1169,7 @@
               <w:rPr>
                 <w:rFonts w:asciiTheme="minorHAnsi" w:eastAsia="Calibri" w:hAnsiTheme="minorHAnsi" w:cstheme="minorHAnsi"/>
               </w:rPr>
-              <w:t xml:space="preserve">(4) Factores externos que facilitan su desarrollo: existencia de </w:t>
-            </w:r>
-            <w:proofErr w:type="spellStart"/>
-            <w:r>
-              <w:rPr>
-                <w:rFonts w:asciiTheme="minorHAnsi" w:eastAsia="Calibri" w:hAnsiTheme="minorHAnsi" w:cstheme="minorHAnsi"/>
-              </w:rPr>
-              <w:t>frameworks</w:t>
-            </w:r>
-            <w:proofErr w:type="spellEnd"/>
-            <w:r>
-              <w:rPr>
-                <w:rFonts w:asciiTheme="minorHAnsi" w:eastAsia="Calibri" w:hAnsiTheme="minorHAnsi" w:cstheme="minorHAnsi"/>
-              </w:rPr>
-              <w:t xml:space="preserve"> y librerías maduras (autenticación OAuth 2.0/SAML,</w:t>
-            </w:r>
-            <w:r>
-              <w:rPr>
-                <w:rFonts w:asciiTheme="minorHAnsi" w:eastAsia="Calibri" w:hAnsiTheme="minorHAnsi" w:cstheme="minorHAnsi"/>
-              </w:rPr>
-              <w:t xml:space="preserve"> generación de códigos QR) que reducen el tiempo de implementación desde cero.</w:t>
+              <w:t>(4) Factores externos que facilitan su desarrollo: existencia de frameworks y librerías maduras (autenticación OAuth 2.0/SAML, generación de códigos QR) que reducen el tiempo de implementación desde cero.</w:t>
             </w:r>
           </w:p>
           <w:p>
@@ -1617,20 +1183,7 @@
               <w:rPr>
                 <w:rFonts w:asciiTheme="minorHAnsi" w:eastAsia="Calibri" w:hAnsiTheme="minorHAnsi" w:cstheme="minorHAnsi"/>
               </w:rPr>
-              <w:t xml:space="preserve">(5) Factores externos que dificultan su desarrollo y posibles soluciones: la integración real con el directorio institucional (SSO) podría no estar disponible para pruebas, por </w:t>
-            </w:r>
-            <w:r>
-              <w:rPr>
-                <w:rFonts w:asciiTheme="minorHAnsi" w:eastAsia="Calibri" w:hAnsiTheme="minorHAnsi" w:cstheme="minorHAnsi"/>
-              </w:rPr>
-              <w:t xml:space="preserve">lo que se </w:t>
-            </w:r>
-            <w:r>
-              <w:rPr>
-                <w:rFonts w:asciiTheme="minorHAnsi" w:eastAsia="Calibri" w:hAnsiTheme="minorHAnsi" w:cstheme="minorHAnsi"/>
-              </w:rPr>
-              <w:lastRenderedPageBreak/>
-              <w:t>propone simular la autenticación institucional mediante un proveedor de identidad de prueba durante el desarrollo.</w:t>
+              <w:t>(5) Factores externos que dificultan su desarrollo y posibles soluciones: la integración real con el directorio institucional (SSO) podría no estar disponible para pruebas, por lo que se propone simular la autenticación institucional mediante un proveedor de identidad de prueba durante el desarrollo.</w:t>
             </w:r>
           </w:p>
         </w:tc>
@@ -1702,12 +1255,6 @@
         <w:gridCol w:w="7823"/>
       </w:tblGrid>
       <w:tr>
-        <w:tblPrEx>
-          <w:tblCellMar>
-            <w:top w:w="0" w:type="dxa"/>
-            <w:bottom w:w="0" w:type="dxa"/>
-          </w:tblCellMar>
-        </w:tblPrEx>
         <w:tc>
           <w:tcPr>
             <w:tcW w:w="1250" w:type="pct"/>
@@ -1770,24 +1317,12 @@
               <w:rPr>
                 <w:rFonts w:asciiTheme="minorHAnsi" w:eastAsia="Calibri" w:hAnsiTheme="minorHAnsi" w:cstheme="minorHAnsi"/>
               </w:rPr>
-              <w:t xml:space="preserve">Diseñar e implementar una plataforma web para la gestión centralizada, trazabilidad física </w:t>
-            </w:r>
-            <w:r>
-              <w:rPr>
-                <w:rFonts w:asciiTheme="minorHAnsi" w:eastAsia="Calibri" w:hAnsiTheme="minorHAnsi" w:cstheme="minorHAnsi"/>
-              </w:rPr>
-              <w:t>y restitución segura de objetos perdidos en entornos universitarios y corporativos, mitigando riesgos de suplantación de identidad, extravío documental y entregas erróneas.</w:t>
+              <w:t>Diseñar e implementar una plataforma web para la gestión centralizada, trazabilidad física y restitución segura de objetos perdidos en entornos universitarios y corporativos, mitigando riesgos de suplantación de identidad, extravío documental y entregas erróneas.</w:t>
             </w:r>
           </w:p>
         </w:tc>
       </w:tr>
       <w:tr>
-        <w:tblPrEx>
-          <w:tblCellMar>
-            <w:top w:w="0" w:type="dxa"/>
-            <w:bottom w:w="0" w:type="dxa"/>
-          </w:tblCellMar>
-        </w:tblPrEx>
         <w:tc>
           <w:tcPr>
             <w:tcW w:w="1250" w:type="pct"/>
@@ -1872,27 +1407,7 @@
               <w:rPr>
                 <w:rFonts w:asciiTheme="minorHAnsi" w:eastAsia="Calibri" w:hAnsiTheme="minorHAnsi" w:cstheme="minorHAnsi"/>
               </w:rPr>
-              <w:t xml:space="preserve">Implementar un motor de </w:t>
-            </w:r>
-            <w:proofErr w:type="spellStart"/>
-            <w:r>
-              <w:rPr>
-                <w:rFonts w:asciiTheme="minorHAnsi" w:eastAsia="Calibri" w:hAnsiTheme="minorHAnsi" w:cstheme="minorHAnsi"/>
-              </w:rPr>
-              <w:t>matching</w:t>
-            </w:r>
-            <w:proofErr w:type="spellEnd"/>
-            <w:r>
-              <w:rPr>
-                <w:rFonts w:asciiTheme="minorHAnsi" w:eastAsia="Calibri" w:hAnsiTheme="minorHAnsi" w:cstheme="minorHAnsi"/>
-              </w:rPr>
-              <w:t xml:space="preserve"> preliminar que cruce coincidencias entr</w:t>
-            </w:r>
-            <w:r>
-              <w:rPr>
-                <w:rFonts w:asciiTheme="minorHAnsi" w:eastAsia="Calibri" w:hAnsiTheme="minorHAnsi" w:cstheme="minorHAnsi"/>
-              </w:rPr>
-              <w:t>e objetos perdidos y objetos ingresados a custodia por taxonomía, atributos, marcas temporales y localización.</w:t>
+              <w:t>Implementar un motor de matching preliminar que cruce coincidencias entre objetos perdidos y objetos ingresados a custodia por taxonomía, atributos, marcas temporales y localización.</w:t>
             </w:r>
           </w:p>
           <w:p>
@@ -1914,13 +1429,7 @@
               <w:rPr>
                 <w:rFonts w:asciiTheme="minorHAnsi" w:eastAsia="Calibri" w:hAnsiTheme="minorHAnsi" w:cstheme="minorHAnsi"/>
               </w:rPr>
-              <w:t>Garantizar la cadena de custodia y trazabilidad mediante el rotulado con códigos QR y la mantención de un historial inmutable de cambios de esta</w:t>
-            </w:r>
-            <w:r>
-              <w:rPr>
-                <w:rFonts w:asciiTheme="minorHAnsi" w:eastAsia="Calibri" w:hAnsiTheme="minorHAnsi" w:cstheme="minorHAnsi"/>
-              </w:rPr>
-              <w:t>do y actas de entrega digital.</w:t>
+              <w:t>Garantizar la cadena de custodia y trazabilidad mediante el rotulado con códigos QR y la mantención de un historial inmutable de cambios de estado y actas de entrega digital.</w:t>
             </w:r>
           </w:p>
           <w:p>
@@ -1990,12 +1499,6 @@
         <w:gridCol w:w="10430"/>
       </w:tblGrid>
       <w:tr>
-        <w:tblPrEx>
-          <w:tblCellMar>
-            <w:top w:w="0" w:type="dxa"/>
-            <w:bottom w:w="0" w:type="dxa"/>
-          </w:tblCellMar>
-        </w:tblPrEx>
         <w:tc>
           <w:tcPr>
             <w:tcW w:w="0" w:type="auto"/>
@@ -2028,39 +1531,7 @@
                 <w:sz w:val="21"/>
                 <w:szCs w:val="21"/>
               </w:rPr>
-              <w:t xml:space="preserve">El proyecto </w:t>
-            </w:r>
-            <w:proofErr w:type="spellStart"/>
-            <w:r>
-              <w:rPr>
-                <w:rFonts w:asciiTheme="minorHAnsi" w:eastAsia="Calibri" w:hAnsiTheme="minorHAnsi" w:cstheme="minorHAnsi"/>
-                <w:b/>
-                <w:bCs/>
-                <w:sz w:val="21"/>
-                <w:szCs w:val="21"/>
-              </w:rPr>
-              <w:t>BackToMe</w:t>
-            </w:r>
-            <w:proofErr w:type="spellEnd"/>
-            <w:r>
-              <w:rPr>
-                <w:rFonts w:asciiTheme="minorHAnsi" w:eastAsia="Calibri" w:hAnsiTheme="minorHAnsi" w:cstheme="minorHAnsi"/>
-                <w:b/>
-                <w:bCs/>
-                <w:sz w:val="21"/>
-                <w:szCs w:val="21"/>
-              </w:rPr>
-              <w:t xml:space="preserve"> se abordará medi</w:t>
-            </w:r>
-            <w:r>
-              <w:rPr>
-                <w:rFonts w:asciiTheme="minorHAnsi" w:eastAsia="Calibri" w:hAnsiTheme="minorHAnsi" w:cstheme="minorHAnsi"/>
-                <w:b/>
-                <w:bCs/>
-                <w:sz w:val="21"/>
-                <w:szCs w:val="21"/>
-              </w:rPr>
-              <w:t>ante una metodología de desarrollo de software de tipo iterativo-incremental, estructurada en etapas alineadas con el Informe Técnico Inicial:</w:t>
+              <w:t>El proyecto BackToMe se abordará mediante una metodología de desarrollo de software de tipo iterativo-incremental, estructurada en etapas alineadas con el Informe Técnico Inicial:</w:t>
             </w:r>
           </w:p>
           <w:p>
@@ -2081,69 +1552,7 @@
                 <w:sz w:val="21"/>
                 <w:szCs w:val="21"/>
               </w:rPr>
-              <w:t>Etapa 1 - Análisis y especificación: levantamiento y documentación de requerimientos funcionales (RF01-RF07) y no funcionales (RNF01-RNF05), junto con la definición de la arquitectura API-</w:t>
-            </w:r>
-            <w:proofErr w:type="spellStart"/>
-            <w:r>
-              <w:rPr>
-                <w:rFonts w:asciiTheme="minorHAnsi" w:eastAsia="Calibri" w:hAnsiTheme="minorHAnsi" w:cstheme="minorHAnsi"/>
-                <w:sz w:val="21"/>
-                <w:szCs w:val="21"/>
-              </w:rPr>
-              <w:t>First</w:t>
-            </w:r>
-            <w:proofErr w:type="spellEnd"/>
-            <w:r>
-              <w:rPr>
-                <w:rFonts w:asciiTheme="minorHAnsi" w:eastAsia="Calibri" w:hAnsiTheme="minorHAnsi" w:cstheme="minorHAnsi"/>
-                <w:sz w:val="21"/>
-                <w:szCs w:val="21"/>
-              </w:rPr>
-              <w:t xml:space="preserve"> (</w:t>
-            </w:r>
-            <w:proofErr w:type="spellStart"/>
-            <w:r>
-              <w:rPr>
-                <w:rFonts w:asciiTheme="minorHAnsi" w:eastAsia="Calibri" w:hAnsiTheme="minorHAnsi" w:cstheme="minorHAnsi"/>
-                <w:sz w:val="21"/>
-                <w:szCs w:val="21"/>
-              </w:rPr>
-              <w:t>frontend</w:t>
-            </w:r>
-            <w:proofErr w:type="spellEnd"/>
-            <w:r>
-              <w:rPr>
-                <w:rFonts w:asciiTheme="minorHAnsi" w:eastAsia="Calibri" w:hAnsiTheme="minorHAnsi" w:cstheme="minorHAnsi"/>
-                <w:sz w:val="21"/>
-                <w:szCs w:val="21"/>
-              </w:rPr>
-              <w:t xml:space="preserve">, </w:t>
-            </w:r>
-            <w:proofErr w:type="spellStart"/>
-            <w:r>
-              <w:rPr>
-                <w:rFonts w:asciiTheme="minorHAnsi" w:eastAsia="Calibri" w:hAnsiTheme="minorHAnsi" w:cstheme="minorHAnsi"/>
-                <w:sz w:val="21"/>
-                <w:szCs w:val="21"/>
-              </w:rPr>
-              <w:t>backend</w:t>
-            </w:r>
-            <w:proofErr w:type="spellEnd"/>
-            <w:r>
-              <w:rPr>
-                <w:rFonts w:asciiTheme="minorHAnsi" w:eastAsia="Calibri" w:hAnsiTheme="minorHAnsi" w:cstheme="minorHAnsi"/>
-                <w:sz w:val="21"/>
-                <w:szCs w:val="21"/>
-              </w:rPr>
-              <w:t>, base de datos, almacenamiento y autenticac</w:t>
-            </w:r>
-            <w:r>
-              <w:rPr>
-                <w:rFonts w:asciiTheme="minorHAnsi" w:eastAsia="Calibri" w:hAnsiTheme="minorHAnsi" w:cstheme="minorHAnsi"/>
-                <w:sz w:val="21"/>
-                <w:szCs w:val="21"/>
-              </w:rPr>
-              <w:t>ión).</w:t>
+              <w:t>Etapa 1 - Análisis y especificación: levantamiento y documentación de requerimientos funcionales (RF01-RF07) y no funcionales (RNF01-RNF05), junto con la definición de la arquitectura API-First (frontend, backend, base de datos, almacenamiento y autenticación).</w:t>
             </w:r>
           </w:p>
           <w:p>
@@ -2164,15 +1573,7 @@
                 <w:sz w:val="21"/>
                 <w:szCs w:val="21"/>
               </w:rPr>
-              <w:t>Etapa 2 - Diseño: modelado de la base de datos relacional en PostgreSQL, diseño de la máquina de estados del ciclo de vida del objeto (reportado, en custodia, en verificación, en disputa, entregado, no reclamado) y diseño de la arquitectura de seguri</w:t>
-            </w:r>
-            <w:r>
-              <w:rPr>
-                <w:rFonts w:asciiTheme="minorHAnsi" w:eastAsia="Calibri" w:hAnsiTheme="minorHAnsi" w:cstheme="minorHAnsi"/>
-                <w:sz w:val="21"/>
-                <w:szCs w:val="21"/>
-              </w:rPr>
-              <w:t>dad (OAuth 2.0/SAML, JWT, TLS 1.3, AES-256).</w:t>
+              <w:t>Etapa 2 - Diseño: modelado de la base de datos relacional en PostgreSQL, diseño de la máquina de estados del ciclo de vida del objeto (reportado, en custodia, en verificación, en disputa, entregado, no reclamado) y diseño de la arquitectura de seguridad (OAuth 2.0/SAML, JWT, TLS 1.3, AES-256).</w:t>
             </w:r>
           </w:p>
           <w:p>
@@ -2193,25 +1594,7 @@
                 <w:sz w:val="21"/>
                 <w:szCs w:val="21"/>
               </w:rPr>
-              <w:t xml:space="preserve">Etapa 3 - Implementación: desarrollo incremental de los módulos del sistema (portal de autoservicio, panel de custodia con QR, motor de </w:t>
-            </w:r>
-            <w:proofErr w:type="spellStart"/>
-            <w:r>
-              <w:rPr>
-                <w:rFonts w:asciiTheme="minorHAnsi" w:eastAsia="Calibri" w:hAnsiTheme="minorHAnsi" w:cstheme="minorHAnsi"/>
-                <w:sz w:val="21"/>
-                <w:szCs w:val="21"/>
-              </w:rPr>
-              <w:t>matching</w:t>
-            </w:r>
-            <w:proofErr w:type="spellEnd"/>
-            <w:r>
-              <w:rPr>
-                <w:rFonts w:asciiTheme="minorHAnsi" w:eastAsia="Calibri" w:hAnsiTheme="minorHAnsi" w:cstheme="minorHAnsi"/>
-                <w:sz w:val="21"/>
-                <w:szCs w:val="21"/>
-              </w:rPr>
-              <w:t>, protocolo de desempate y acta digital de entrega).</w:t>
+              <w:t>Etapa 3 - Implementación: desarrollo incremental de los módulos del sistema (portal de autoservicio, panel de custodia con QR, motor de matching, protocolo de desempate y acta digital de entrega).</w:t>
             </w:r>
           </w:p>
           <w:p>
@@ -2232,15 +1615,7 @@
                 <w:sz w:val="21"/>
                 <w:szCs w:val="21"/>
               </w:rPr>
-              <w:t>Etapa 4 - Gestión de riesgos: monitoreo continuo de los riesgos identificados (pérdida simultánea de credenciales, reclamos genéricos, suplantación de identidad, baja adopción, exposición de datos sensibles) y aplicación de las estrategias de mitigación de</w:t>
-            </w:r>
-            <w:r>
-              <w:rPr>
-                <w:rFonts w:asciiTheme="minorHAnsi" w:eastAsia="Calibri" w:hAnsiTheme="minorHAnsi" w:cstheme="minorHAnsi"/>
-                <w:sz w:val="21"/>
-                <w:szCs w:val="21"/>
-              </w:rPr>
-              <w:t>finidas.</w:t>
+              <w:t>Etapa 4 - Gestión de riesgos: monitoreo continuo de los riesgos identificados (pérdida simultánea de credenciales, reclamos genéricos, suplantación de identidad, baja adopción, exposición de datos sensibles) y aplicación de las estrategias de mitigación definidas.</w:t>
             </w:r>
           </w:p>
           <w:p>
@@ -2261,31 +1636,15 @@
                 <w:sz w:val="21"/>
                 <w:szCs w:val="21"/>
               </w:rPr>
-              <w:t>Etapa 5 - Pruebas y cierre: validación de rendimiento (tiempos de respuesta menores a 1.5 segundos con 500 usuarios concurrentes), usabilidad y disponibilidad del servicio (99,5% mensual), y elaboración de la documentación final.</w:t>
-            </w:r>
-          </w:p>
-          <w:p>
-            <w:pPr>
-              <w:spacing w:after="120"/>
-              <w:rPr>
-                <w:rFonts w:asciiTheme="minorHAnsi" w:hAnsiTheme="minorHAnsi" w:cstheme="minorHAnsi"/>
-              </w:rPr>
-            </w:pPr>
+              <w:t>Etapa 5 - Pruebas y cierre: validación de rendimiento (tiempos de respuesta menores a 1.5 segundos con 500 usuarios concurrentes), usabilidad y disponibilidad del servicio (99,5% mensual), y elaboración de la documentación final</w:t>
+            </w:r>
             <w:r>
               <w:rPr>
                 <w:rFonts w:asciiTheme="minorHAnsi" w:eastAsia="Calibri" w:hAnsiTheme="minorHAnsi" w:cstheme="minorHAnsi"/>
                 <w:sz w:val="21"/>
                 <w:szCs w:val="21"/>
               </w:rPr>
-              <w:t>El proyecto es de</w:t>
-            </w:r>
-            <w:r>
-              <w:rPr>
-                <w:rFonts w:asciiTheme="minorHAnsi" w:eastAsia="Calibri" w:hAnsiTheme="minorHAnsi" w:cstheme="minorHAnsi"/>
-                <w:sz w:val="21"/>
-                <w:szCs w:val="21"/>
-              </w:rPr>
-              <w:t xml:space="preserve"> carácter individual, por lo que el/la estudiante asume la totalidad de las funciones, tareas y responsabilidades asociadas a cada etapa (ver Plan de Trabajo, punto 7).</w:t>
+              <w:t>.</w:t>
             </w:r>
           </w:p>
         </w:tc>
@@ -2336,12 +1695,6 @@
         <w:gridCol w:w="2503"/>
       </w:tblGrid>
       <w:tr>
-        <w:tblPrEx>
-          <w:tblCellMar>
-            <w:top w:w="0" w:type="dxa"/>
-            <w:bottom w:w="0" w:type="dxa"/>
-          </w:tblCellMar>
-        </w:tblPrEx>
         <w:tc>
           <w:tcPr>
             <w:tcW w:w="700" w:type="pct"/>
@@ -2376,7 +1729,6 @@
                 <w:sz w:val="18"/>
                 <w:szCs w:val="18"/>
               </w:rPr>
-              <w:lastRenderedPageBreak/>
               <w:t>Tipo de evidencia (avance o final)</w:t>
             </w:r>
           </w:p>
@@ -2491,29 +1843,12 @@
                 <w:sz w:val="18"/>
                 <w:szCs w:val="18"/>
               </w:rPr>
-              <w:t>Ju</w:t>
-            </w:r>
-            <w:r>
-              <w:rPr>
-                <w:rFonts w:asciiTheme="minorHAnsi" w:eastAsia="Calibri" w:hAnsiTheme="minorHAnsi" w:cstheme="minorHAnsi"/>
-                <w:b/>
-                <w:bCs/>
-                <w:color w:val="FFFFFF"/>
-                <w:sz w:val="18"/>
-                <w:szCs w:val="18"/>
-              </w:rPr>
-              <w:t>stificación</w:t>
+              <w:t>Justificación</w:t>
             </w:r>
           </w:p>
         </w:tc>
       </w:tr>
       <w:tr>
-        <w:tblPrEx>
-          <w:tblCellMar>
-            <w:top w:w="0" w:type="dxa"/>
-            <w:bottom w:w="0" w:type="dxa"/>
-          </w:tblCellMar>
-        </w:tblPrEx>
         <w:tc>
           <w:tcPr>
             <w:tcW w:w="700" w:type="pct"/>
@@ -2613,25 +1948,7 @@
                 <w:sz w:val="18"/>
                 <w:szCs w:val="18"/>
               </w:rPr>
-              <w:t xml:space="preserve">Listado y descripción de los Requerimientos Funcionales (RF01-RF07) y No Funcionales (RNF01-RNF05) del sistema </w:t>
-            </w:r>
-            <w:proofErr w:type="spellStart"/>
-            <w:r>
-              <w:rPr>
-                <w:rFonts w:asciiTheme="minorHAnsi" w:eastAsia="Calibri" w:hAnsiTheme="minorHAnsi" w:cstheme="minorHAnsi"/>
-                <w:sz w:val="18"/>
-                <w:szCs w:val="18"/>
-              </w:rPr>
-              <w:t>BackToMe</w:t>
-            </w:r>
-            <w:proofErr w:type="spellEnd"/>
-            <w:r>
-              <w:rPr>
-                <w:rFonts w:asciiTheme="minorHAnsi" w:eastAsia="Calibri" w:hAnsiTheme="minorHAnsi" w:cstheme="minorHAnsi"/>
-                <w:sz w:val="18"/>
-                <w:szCs w:val="18"/>
-              </w:rPr>
-              <w:t>.</w:t>
+              <w:t>Listado y descripción de los Requerimientos Funcionales (RF01-RF07) y No Funcionales (RNF01-RNF05) del sistema BackToMe.</w:t>
             </w:r>
           </w:p>
         </w:tc>
@@ -2671,12 +1988,6 @@
         </w:tc>
       </w:tr>
       <w:tr>
-        <w:tblPrEx>
-          <w:tblCellMar>
-            <w:top w:w="0" w:type="dxa"/>
-            <w:bottom w:w="0" w:type="dxa"/>
-          </w:tblCellMar>
-        </w:tblPrEx>
         <w:tc>
           <w:tcPr>
             <w:tcW w:w="700" w:type="pct"/>
@@ -2708,6 +2019,7 @@
                 <w:sz w:val="18"/>
                 <w:szCs w:val="18"/>
               </w:rPr>
+              <w:lastRenderedPageBreak/>
               <w:t>Avance</w:t>
             </w:r>
           </w:p>
@@ -2776,61 +2088,7 @@
                 <w:sz w:val="18"/>
                 <w:szCs w:val="18"/>
               </w:rPr>
-              <w:t>Esquema de la arquitectura API-</w:t>
-            </w:r>
-            <w:proofErr w:type="spellStart"/>
-            <w:r>
-              <w:rPr>
-                <w:rFonts w:asciiTheme="minorHAnsi" w:eastAsia="Calibri" w:hAnsiTheme="minorHAnsi" w:cstheme="minorHAnsi"/>
-                <w:sz w:val="18"/>
-                <w:szCs w:val="18"/>
-              </w:rPr>
-              <w:t>First</w:t>
-            </w:r>
-            <w:proofErr w:type="spellEnd"/>
-            <w:r>
-              <w:rPr>
-                <w:rFonts w:asciiTheme="minorHAnsi" w:eastAsia="Calibri" w:hAnsiTheme="minorHAnsi" w:cstheme="minorHAnsi"/>
-                <w:sz w:val="18"/>
-                <w:szCs w:val="18"/>
-              </w:rPr>
-              <w:t xml:space="preserve"> (</w:t>
-            </w:r>
-            <w:proofErr w:type="spellStart"/>
-            <w:r>
-              <w:rPr>
-                <w:rFonts w:asciiTheme="minorHAnsi" w:eastAsia="Calibri" w:hAnsiTheme="minorHAnsi" w:cstheme="minorHAnsi"/>
-                <w:sz w:val="18"/>
-                <w:szCs w:val="18"/>
-              </w:rPr>
-              <w:t>frontend</w:t>
-            </w:r>
-            <w:proofErr w:type="spellEnd"/>
-            <w:r>
-              <w:rPr>
-                <w:rFonts w:asciiTheme="minorHAnsi" w:eastAsia="Calibri" w:hAnsiTheme="minorHAnsi" w:cstheme="minorHAnsi"/>
-                <w:sz w:val="18"/>
-                <w:szCs w:val="18"/>
-              </w:rPr>
-              <w:t xml:space="preserve">, </w:t>
-            </w:r>
-            <w:proofErr w:type="spellStart"/>
-            <w:r>
-              <w:rPr>
-                <w:rFonts w:asciiTheme="minorHAnsi" w:eastAsia="Calibri" w:hAnsiTheme="minorHAnsi" w:cstheme="minorHAnsi"/>
-                <w:sz w:val="18"/>
-                <w:szCs w:val="18"/>
-              </w:rPr>
-              <w:t>backend</w:t>
-            </w:r>
-            <w:proofErr w:type="spellEnd"/>
-            <w:r>
-              <w:rPr>
-                <w:rFonts w:asciiTheme="minorHAnsi" w:eastAsia="Calibri" w:hAnsiTheme="minorHAnsi" w:cstheme="minorHAnsi"/>
-                <w:sz w:val="18"/>
-                <w:szCs w:val="18"/>
-              </w:rPr>
-              <w:t>, base de datos, almacenamiento de objetos y autenticación) y modelo entidad-relación de PostgreSQL.</w:t>
+              <w:t>Esquema de la arquitectura API-First (frontend, backend, base de datos, almacenamiento de objetos y autenticación) y modelo entidad-relación de PostgreSQL.</w:t>
             </w:r>
           </w:p>
         </w:tc>
@@ -2864,26 +2122,12 @@
                 <w:sz w:val="18"/>
                 <w:szCs w:val="18"/>
               </w:rPr>
-              <w:t>Evidencia el diseño técnico de la solución y su vi</w:t>
-            </w:r>
-            <w:r>
-              <w:rPr>
-                <w:rFonts w:asciiTheme="minorHAnsi" w:eastAsia="Calibri" w:hAnsiTheme="minorHAnsi" w:cstheme="minorHAnsi"/>
-                <w:sz w:val="18"/>
-                <w:szCs w:val="18"/>
-              </w:rPr>
-              <w:t>abilidad de implementación en la arquitectura propuesta.</w:t>
+              <w:t>Evidencia el diseño técnico de la solución y su viabilidad de implementación en la arquitectura propuesta.</w:t>
             </w:r>
           </w:p>
         </w:tc>
       </w:tr>
       <w:tr>
-        <w:tblPrEx>
-          <w:tblCellMar>
-            <w:top w:w="0" w:type="dxa"/>
-            <w:bottom w:w="0" w:type="dxa"/>
-          </w:tblCellMar>
-        </w:tblPrEx>
         <w:tc>
           <w:tcPr>
             <w:tcW w:w="700" w:type="pct"/>
@@ -2983,15 +2227,7 @@
                 <w:sz w:val="18"/>
                 <w:szCs w:val="18"/>
               </w:rPr>
-              <w:t>Tabla con los riesgos identificados (pérdida simultánea de credenciales, reclamos genéricos, suplantación de identidad, baja adopción, exposición de datos), su im</w:t>
-            </w:r>
-            <w:r>
-              <w:rPr>
-                <w:rFonts w:asciiTheme="minorHAnsi" w:eastAsia="Calibri" w:hAnsiTheme="minorHAnsi" w:cstheme="minorHAnsi"/>
-                <w:sz w:val="18"/>
-                <w:szCs w:val="18"/>
-              </w:rPr>
-              <w:t>pacto, probabilidad y estrategia de mitigación.</w:t>
+              <w:t>Tabla con los riesgos identificados (pérdida simultánea de credenciales, reclamos genéricos, suplantación de identidad, baja adopción, exposición de datos), su impacto, probabilidad y estrategia de mitigación.</w:t>
             </w:r>
           </w:p>
         </w:tc>
@@ -3031,12 +2267,6 @@
         </w:tc>
       </w:tr>
       <w:tr>
-        <w:tblPrEx>
-          <w:tblCellMar>
-            <w:top w:w="0" w:type="dxa"/>
-            <w:bottom w:w="0" w:type="dxa"/>
-          </w:tblCellMar>
-        </w:tblPrEx>
         <w:tc>
           <w:tcPr>
             <w:tcW w:w="700" w:type="pct"/>
@@ -3176,12 +2406,6 @@
         </w:tc>
       </w:tr>
       <w:tr>
-        <w:tblPrEx>
-          <w:tblCellMar>
-            <w:top w:w="0" w:type="dxa"/>
-            <w:bottom w:w="0" w:type="dxa"/>
-          </w:tblCellMar>
-        </w:tblPrEx>
         <w:tc>
           <w:tcPr>
             <w:tcW w:w="700" w:type="pct"/>
@@ -3281,25 +2505,7 @@
                 <w:sz w:val="18"/>
                 <w:szCs w:val="18"/>
               </w:rPr>
-              <w:t xml:space="preserve">Implementación operativa de los módulos RF01 a RF07: autenticación SSO, registro preventivo, publicación de reportes, custodia con QR, </w:t>
-            </w:r>
-            <w:proofErr w:type="spellStart"/>
-            <w:r>
-              <w:rPr>
-                <w:rFonts w:asciiTheme="minorHAnsi" w:eastAsia="Calibri" w:hAnsiTheme="minorHAnsi" w:cstheme="minorHAnsi"/>
-                <w:sz w:val="18"/>
-                <w:szCs w:val="18"/>
-              </w:rPr>
-              <w:t>matching</w:t>
-            </w:r>
-            <w:proofErr w:type="spellEnd"/>
-            <w:r>
-              <w:rPr>
-                <w:rFonts w:asciiTheme="minorHAnsi" w:eastAsia="Calibri" w:hAnsiTheme="minorHAnsi" w:cstheme="minorHAnsi"/>
-                <w:sz w:val="18"/>
-                <w:szCs w:val="18"/>
-              </w:rPr>
-              <w:t xml:space="preserve"> automático, protocolo de desempate y acta digital de entrega.</w:t>
+              <w:t>Implementación operativa de los módulos RF01 a RF07: autenticación SSO, registro preventivo, publicación de reportes, custodia con QR, matching automático, protocolo de desempate y acta digital de entrega.</w:t>
             </w:r>
           </w:p>
         </w:tc>
@@ -3333,26 +2539,12 @@
                 <w:sz w:val="18"/>
                 <w:szCs w:val="18"/>
               </w:rPr>
-              <w:t>Constituye e</w:t>
-            </w:r>
-            <w:r>
-              <w:rPr>
-                <w:rFonts w:asciiTheme="minorHAnsi" w:eastAsia="Calibri" w:hAnsiTheme="minorHAnsi" w:cstheme="minorHAnsi"/>
-                <w:sz w:val="18"/>
-                <w:szCs w:val="18"/>
-              </w:rPr>
-              <w:t>l producto final que da respuesta directa al objetivo general del Proyecto APT.</w:t>
+              <w:t>Constituye el producto final que da respuesta directa al objetivo general del Proyecto APT.</w:t>
             </w:r>
           </w:p>
         </w:tc>
       </w:tr>
       <w:tr>
-        <w:tblPrEx>
-          <w:tblCellMar>
-            <w:top w:w="0" w:type="dxa"/>
-            <w:bottom w:w="0" w:type="dxa"/>
-          </w:tblCellMar>
-        </w:tblPrEx>
         <w:tc>
           <w:tcPr>
             <w:tcW w:w="700" w:type="pct"/>
@@ -3452,15 +2644,7 @@
                 <w:sz w:val="18"/>
                 <w:szCs w:val="18"/>
               </w:rPr>
-              <w:t>Documentación técnica de la solución implementada, decisiones de arquitectura tomadas y guía de uso para usuarios y personal de</w:t>
-            </w:r>
-            <w:r>
-              <w:rPr>
-                <w:rFonts w:asciiTheme="minorHAnsi" w:eastAsia="Calibri" w:hAnsiTheme="minorHAnsi" w:cstheme="minorHAnsi"/>
-                <w:sz w:val="18"/>
-                <w:szCs w:val="18"/>
-              </w:rPr>
-              <w:t xml:space="preserve"> custodia.</w:t>
+              <w:t>Documentación técnica de la solución implementada, decisiones de arquitectura tomadas y guía de uso para usuarios y personal de custodia.</w:t>
             </w:r>
           </w:p>
         </w:tc>
@@ -3548,12 +2732,6 @@
         <w:gridCol w:w="1860"/>
       </w:tblGrid>
       <w:tr>
-        <w:tblPrEx>
-          <w:tblCellMar>
-            <w:top w:w="0" w:type="dxa"/>
-            <w:bottom w:w="0" w:type="dxa"/>
-          </w:tblCellMar>
-        </w:tblPrEx>
         <w:tc>
           <w:tcPr>
             <w:tcW w:w="750" w:type="pct"/>
@@ -3822,12 +3000,6 @@
         </w:tc>
       </w:tr>
       <w:tr>
-        <w:tblPrEx>
-          <w:tblCellMar>
-            <w:top w:w="0" w:type="dxa"/>
-            <w:bottom w:w="0" w:type="dxa"/>
-          </w:tblCellMar>
-        </w:tblPrEx>
         <w:tc>
           <w:tcPr>
             <w:tcW w:w="750" w:type="pct"/>
@@ -3926,25 +3098,7 @@
                 <w:sz w:val="18"/>
                 <w:szCs w:val="18"/>
               </w:rPr>
-              <w:t>Redactar los requerimientos funcionales y no funcionales del sistema y definir la arquitectura API-</w:t>
-            </w:r>
-            <w:proofErr w:type="spellStart"/>
-            <w:r>
-              <w:rPr>
-                <w:rFonts w:asciiTheme="minorHAnsi" w:eastAsia="Calibri" w:hAnsiTheme="minorHAnsi" w:cstheme="minorHAnsi"/>
-                <w:sz w:val="18"/>
-                <w:szCs w:val="18"/>
-              </w:rPr>
-              <w:t>First</w:t>
-            </w:r>
-            <w:proofErr w:type="spellEnd"/>
-            <w:r>
-              <w:rPr>
-                <w:rFonts w:asciiTheme="minorHAnsi" w:eastAsia="Calibri" w:hAnsiTheme="minorHAnsi" w:cstheme="minorHAnsi"/>
-                <w:sz w:val="18"/>
-                <w:szCs w:val="18"/>
-              </w:rPr>
-              <w:t xml:space="preserve"> cliente/servidor.</w:t>
+              <w:t>Redactar los requerimientos funcionales y no funcionales del sistema y definir la arquitectura API-First cliente/servidor.</w:t>
             </w:r>
           </w:p>
         </w:tc>
@@ -4088,12 +3242,6 @@
         </w:tc>
       </w:tr>
       <w:tr>
-        <w:tblPrEx>
-          <w:tblCellMar>
-            <w:top w:w="0" w:type="dxa"/>
-            <w:bottom w:w="0" w:type="dxa"/>
-          </w:tblCellMar>
-        </w:tblPrEx>
         <w:tc>
           <w:tcPr>
             <w:tcW w:w="750" w:type="pct"/>
@@ -4124,15 +3272,7 @@
                 <w:sz w:val="18"/>
                 <w:szCs w:val="18"/>
               </w:rPr>
-              <w:t>Diseño de bases de datos y</w:t>
-            </w:r>
-            <w:r>
-              <w:rPr>
-                <w:rFonts w:asciiTheme="minorHAnsi" w:eastAsia="Calibri" w:hAnsiTheme="minorHAnsi" w:cstheme="minorHAnsi"/>
-                <w:sz w:val="18"/>
-                <w:szCs w:val="18"/>
-              </w:rPr>
-              <w:t xml:space="preserve"> seguridad de la información</w:t>
+              <w:t>Diseño de bases de datos y seguridad de la información</w:t>
             </w:r>
           </w:p>
         </w:tc>
@@ -4344,12 +3484,6 @@
         </w:tc>
       </w:tr>
       <w:tr>
-        <w:tblPrEx>
-          <w:tblCellMar>
-            <w:top w:w="0" w:type="dxa"/>
-            <w:bottom w:w="0" w:type="dxa"/>
-          </w:tblCellMar>
-        </w:tblPrEx>
         <w:tc>
           <w:tcPr>
             <w:tcW w:w="750" w:type="pct"/>
@@ -4380,25 +3514,7 @@
                 <w:sz w:val="18"/>
                 <w:szCs w:val="18"/>
               </w:rPr>
-              <w:t>Desarrollo de software (</w:t>
-            </w:r>
-            <w:proofErr w:type="spellStart"/>
-            <w:r>
-              <w:rPr>
-                <w:rFonts w:asciiTheme="minorHAnsi" w:eastAsia="Calibri" w:hAnsiTheme="minorHAnsi" w:cstheme="minorHAnsi"/>
-                <w:sz w:val="18"/>
-                <w:szCs w:val="18"/>
-              </w:rPr>
-              <w:t>frontend</w:t>
-            </w:r>
-            <w:proofErr w:type="spellEnd"/>
-            <w:r>
-              <w:rPr>
-                <w:rFonts w:asciiTheme="minorHAnsi" w:eastAsia="Calibri" w:hAnsiTheme="minorHAnsi" w:cstheme="minorHAnsi"/>
-                <w:sz w:val="18"/>
-                <w:szCs w:val="18"/>
-              </w:rPr>
-              <w:t>)</w:t>
+              <w:t>Desarrollo de software (frontend)</w:t>
             </w:r>
           </w:p>
         </w:tc>
@@ -4466,25 +3582,7 @@
                 <w:sz w:val="18"/>
                 <w:szCs w:val="18"/>
               </w:rPr>
-              <w:t>Implementar la interfaz web responsiva (</w:t>
-            </w:r>
-            <w:proofErr w:type="spellStart"/>
-            <w:r>
-              <w:rPr>
-                <w:rFonts w:asciiTheme="minorHAnsi" w:eastAsia="Calibri" w:hAnsiTheme="minorHAnsi" w:cstheme="minorHAnsi"/>
-                <w:sz w:val="18"/>
-                <w:szCs w:val="18"/>
-              </w:rPr>
-              <w:t>React</w:t>
-            </w:r>
-            <w:proofErr w:type="spellEnd"/>
-            <w:r>
-              <w:rPr>
-                <w:rFonts w:asciiTheme="minorHAnsi" w:eastAsia="Calibri" w:hAnsiTheme="minorHAnsi" w:cstheme="minorHAnsi"/>
-                <w:sz w:val="18"/>
-                <w:szCs w:val="18"/>
-              </w:rPr>
-              <w:t>/Next.js) para registro de pérdidas, precarga de bienes y seguimiento de reportes.</w:t>
+              <w:t>Implementar la interfaz web responsiva (React/Next.js) para registro de pérdidas, precarga de bienes y seguimiento de reportes.</w:t>
             </w:r>
           </w:p>
         </w:tc>
@@ -4518,25 +3616,7 @@
                 <w:sz w:val="18"/>
                 <w:szCs w:val="18"/>
               </w:rPr>
-              <w:t xml:space="preserve">Node.js, </w:t>
-            </w:r>
-            <w:proofErr w:type="spellStart"/>
-            <w:r>
-              <w:rPr>
-                <w:rFonts w:asciiTheme="minorHAnsi" w:eastAsia="Calibri" w:hAnsiTheme="minorHAnsi" w:cstheme="minorHAnsi"/>
-                <w:sz w:val="18"/>
-                <w:szCs w:val="18"/>
-              </w:rPr>
-              <w:t>React</w:t>
-            </w:r>
-            <w:proofErr w:type="spellEnd"/>
-            <w:r>
-              <w:rPr>
-                <w:rFonts w:asciiTheme="minorHAnsi" w:eastAsia="Calibri" w:hAnsiTheme="minorHAnsi" w:cstheme="minorHAnsi"/>
-                <w:sz w:val="18"/>
-                <w:szCs w:val="18"/>
-              </w:rPr>
-              <w:t>/Next.js, editor de código</w:t>
+              <w:t>Node.js, React/Next.js, editor de código</w:t>
             </w:r>
           </w:p>
         </w:tc>
@@ -4646,12 +3726,6 @@
         </w:tc>
       </w:tr>
       <w:tr>
-        <w:tblPrEx>
-          <w:tblCellMar>
-            <w:top w:w="0" w:type="dxa"/>
-            <w:bottom w:w="0" w:type="dxa"/>
-          </w:tblCellMar>
-        </w:tblPrEx>
         <w:tc>
           <w:tcPr>
             <w:tcW w:w="750" w:type="pct"/>
@@ -4682,34 +3756,7 @@
                 <w:sz w:val="18"/>
                 <w:szCs w:val="18"/>
               </w:rPr>
-              <w:lastRenderedPageBreak/>
-              <w:t>Desarrollo de softwa</w:t>
-            </w:r>
-            <w:r>
-              <w:rPr>
-                <w:rFonts w:asciiTheme="minorHAnsi" w:eastAsia="Calibri" w:hAnsiTheme="minorHAnsi" w:cstheme="minorHAnsi"/>
-                <w:sz w:val="18"/>
-                <w:szCs w:val="18"/>
-              </w:rPr>
-              <w:t>re (</w:t>
-            </w:r>
-            <w:proofErr w:type="spellStart"/>
-            <w:r>
-              <w:rPr>
-                <w:rFonts w:asciiTheme="minorHAnsi" w:eastAsia="Calibri" w:hAnsiTheme="minorHAnsi" w:cstheme="minorHAnsi"/>
-                <w:sz w:val="18"/>
-                <w:szCs w:val="18"/>
-              </w:rPr>
-              <w:t>backend</w:t>
-            </w:r>
-            <w:proofErr w:type="spellEnd"/>
-            <w:r>
-              <w:rPr>
-                <w:rFonts w:asciiTheme="minorHAnsi" w:eastAsia="Calibri" w:hAnsiTheme="minorHAnsi" w:cstheme="minorHAnsi"/>
-                <w:sz w:val="18"/>
-                <w:szCs w:val="18"/>
-              </w:rPr>
-              <w:t>)</w:t>
+              <w:t>Desarrollo de software (backend)</w:t>
             </w:r>
           </w:p>
         </w:tc>
@@ -4777,97 +3824,7 @@
                 <w:sz w:val="18"/>
                 <w:szCs w:val="18"/>
               </w:rPr>
-              <w:t xml:space="preserve">Implementar los </w:t>
-            </w:r>
-            <w:proofErr w:type="spellStart"/>
-            <w:r>
-              <w:rPr>
-                <w:rFonts w:asciiTheme="minorHAnsi" w:eastAsia="Calibri" w:hAnsiTheme="minorHAnsi" w:cstheme="minorHAnsi"/>
-                <w:sz w:val="18"/>
-                <w:szCs w:val="18"/>
-              </w:rPr>
-              <w:t>endpoints</w:t>
-            </w:r>
-            <w:proofErr w:type="spellEnd"/>
-            <w:r>
-              <w:rPr>
-                <w:rFonts w:asciiTheme="minorHAnsi" w:eastAsia="Calibri" w:hAnsiTheme="minorHAnsi" w:cstheme="minorHAnsi"/>
-                <w:sz w:val="18"/>
-                <w:szCs w:val="18"/>
-              </w:rPr>
-              <w:t xml:space="preserve"> del </w:t>
-            </w:r>
-            <w:proofErr w:type="spellStart"/>
-            <w:r>
-              <w:rPr>
-                <w:rFonts w:asciiTheme="minorHAnsi" w:eastAsia="Calibri" w:hAnsiTheme="minorHAnsi" w:cstheme="minorHAnsi"/>
-                <w:sz w:val="18"/>
-                <w:szCs w:val="18"/>
-              </w:rPr>
-              <w:t>backend</w:t>
-            </w:r>
-            <w:proofErr w:type="spellEnd"/>
-            <w:r>
-              <w:rPr>
-                <w:rFonts w:asciiTheme="minorHAnsi" w:eastAsia="Calibri" w:hAnsiTheme="minorHAnsi" w:cstheme="minorHAnsi"/>
-                <w:sz w:val="18"/>
-                <w:szCs w:val="18"/>
-              </w:rPr>
-              <w:t xml:space="preserve"> (Node.js/</w:t>
-            </w:r>
-            <w:proofErr w:type="spellStart"/>
-            <w:r>
-              <w:rPr>
-                <w:rFonts w:asciiTheme="minorHAnsi" w:eastAsia="Calibri" w:hAnsiTheme="minorHAnsi" w:cstheme="minorHAnsi"/>
-                <w:sz w:val="18"/>
-                <w:szCs w:val="18"/>
-              </w:rPr>
-              <w:t>NestJS</w:t>
-            </w:r>
-            <w:proofErr w:type="spellEnd"/>
-            <w:r>
-              <w:rPr>
-                <w:rFonts w:asciiTheme="minorHAnsi" w:eastAsia="Calibri" w:hAnsiTheme="minorHAnsi" w:cstheme="minorHAnsi"/>
-                <w:sz w:val="18"/>
-                <w:szCs w:val="18"/>
-              </w:rPr>
-              <w:t xml:space="preserve"> o Python/</w:t>
-            </w:r>
-            <w:proofErr w:type="spellStart"/>
-            <w:r>
-              <w:rPr>
-                <w:rFonts w:asciiTheme="minorHAnsi" w:eastAsia="Calibri" w:hAnsiTheme="minorHAnsi" w:cstheme="minorHAnsi"/>
-                <w:sz w:val="18"/>
-                <w:szCs w:val="18"/>
-              </w:rPr>
-              <w:t>FastAPI</w:t>
-            </w:r>
-            <w:proofErr w:type="spellEnd"/>
-            <w:r>
-              <w:rPr>
-                <w:rFonts w:asciiTheme="minorHAnsi" w:eastAsia="Calibri" w:hAnsiTheme="minorHAnsi" w:cstheme="minorHAnsi"/>
-                <w:sz w:val="18"/>
-                <w:szCs w:val="18"/>
-              </w:rPr>
-              <w:t xml:space="preserve">) para custodia, </w:t>
-            </w:r>
-            <w:proofErr w:type="spellStart"/>
-            <w:r>
-              <w:rPr>
-                <w:rFonts w:asciiTheme="minorHAnsi" w:eastAsia="Calibri" w:hAnsiTheme="minorHAnsi" w:cstheme="minorHAnsi"/>
-                <w:sz w:val="18"/>
-                <w:szCs w:val="18"/>
-              </w:rPr>
-              <w:t>matching</w:t>
-            </w:r>
-            <w:proofErr w:type="spellEnd"/>
-            <w:r>
-              <w:rPr>
-                <w:rFonts w:asciiTheme="minorHAnsi" w:eastAsia="Calibri" w:hAnsiTheme="minorHAnsi" w:cstheme="minorHAnsi"/>
-                <w:sz w:val="18"/>
-                <w:szCs w:val="18"/>
-              </w:rPr>
-              <w:t xml:space="preserve"> y actas digitales.</w:t>
+              <w:t>Implementar los endpoints del backend (Node.js/NestJS o Python/FastAPI) para custodia, matching y actas digitales.</w:t>
             </w:r>
           </w:p>
         </w:tc>
@@ -4901,43 +3858,7 @@
                 <w:sz w:val="18"/>
                 <w:szCs w:val="18"/>
               </w:rPr>
-              <w:t>Node.js/</w:t>
-            </w:r>
-            <w:proofErr w:type="spellStart"/>
-            <w:r>
-              <w:rPr>
-                <w:rFonts w:asciiTheme="minorHAnsi" w:eastAsia="Calibri" w:hAnsiTheme="minorHAnsi" w:cstheme="minorHAnsi"/>
-                <w:sz w:val="18"/>
-                <w:szCs w:val="18"/>
-              </w:rPr>
-              <w:t>NestJS</w:t>
-            </w:r>
-            <w:proofErr w:type="spellEnd"/>
-            <w:r>
-              <w:rPr>
-                <w:rFonts w:asciiTheme="minorHAnsi" w:eastAsia="Calibri" w:hAnsiTheme="minorHAnsi" w:cstheme="minorHAnsi"/>
-                <w:sz w:val="18"/>
-                <w:szCs w:val="18"/>
-              </w:rPr>
-              <w:t xml:space="preserve"> o Python/</w:t>
-            </w:r>
-            <w:proofErr w:type="spellStart"/>
-            <w:r>
-              <w:rPr>
-                <w:rFonts w:asciiTheme="minorHAnsi" w:eastAsia="Calibri" w:hAnsiTheme="minorHAnsi" w:cstheme="minorHAnsi"/>
-                <w:sz w:val="18"/>
-                <w:szCs w:val="18"/>
-              </w:rPr>
-              <w:t>FastAPI</w:t>
-            </w:r>
-            <w:proofErr w:type="spellEnd"/>
-            <w:r>
-              <w:rPr>
-                <w:rFonts w:asciiTheme="minorHAnsi" w:eastAsia="Calibri" w:hAnsiTheme="minorHAnsi" w:cstheme="minorHAnsi"/>
-                <w:sz w:val="18"/>
-                <w:szCs w:val="18"/>
-              </w:rPr>
-              <w:t>, PostgreSQL</w:t>
+              <w:t>Node.js/NestJS o Python/FastAPI, PostgreSQL</w:t>
             </w:r>
           </w:p>
         </w:tc>
@@ -5047,12 +3968,6 @@
         </w:tc>
       </w:tr>
       <w:tr>
-        <w:tblPrEx>
-          <w:tblCellMar>
-            <w:top w:w="0" w:type="dxa"/>
-            <w:bottom w:w="0" w:type="dxa"/>
-          </w:tblCellMar>
-        </w:tblPrEx>
         <w:tc>
           <w:tcPr>
             <w:tcW w:w="750" w:type="pct"/>
@@ -5083,15 +3998,8 @@
                 <w:sz w:val="18"/>
                 <w:szCs w:val="18"/>
               </w:rPr>
-              <w:t>Gestión de riesgos y</w:t>
-            </w:r>
-            <w:r>
-              <w:rPr>
-                <w:rFonts w:asciiTheme="minorHAnsi" w:eastAsia="Calibri" w:hAnsiTheme="minorHAnsi" w:cstheme="minorHAnsi"/>
-                <w:sz w:val="18"/>
-                <w:szCs w:val="18"/>
-              </w:rPr>
-              <w:t xml:space="preserve"> trazabilidad física</w:t>
+              <w:lastRenderedPageBreak/>
+              <w:t>Gestión de riesgos y trazabilidad física</w:t>
             </w:r>
           </w:p>
         </w:tc>
@@ -5193,15 +4101,7 @@
                 <w:sz w:val="18"/>
                 <w:szCs w:val="18"/>
               </w:rPr>
-              <w:t>Librer</w:t>
-            </w:r>
-            <w:r>
-              <w:rPr>
-                <w:rFonts w:asciiTheme="minorHAnsi" w:eastAsia="Calibri" w:hAnsiTheme="minorHAnsi" w:cstheme="minorHAnsi"/>
-                <w:sz w:val="18"/>
-                <w:szCs w:val="18"/>
-              </w:rPr>
-              <w:t>ía de generación QR, servidor de impresión/etiquetas</w:t>
+              <w:t>Librería de generación QR, servidor de impresión/etiquetas</w:t>
             </w:r>
           </w:p>
         </w:tc>
@@ -5311,12 +4211,6 @@
         </w:tc>
       </w:tr>
       <w:tr>
-        <w:tblPrEx>
-          <w:tblCellMar>
-            <w:top w:w="0" w:type="dxa"/>
-            <w:bottom w:w="0" w:type="dxa"/>
-          </w:tblCellMar>
-        </w:tblPrEx>
         <w:tc>
           <w:tcPr>
             <w:tcW w:w="750" w:type="pct"/>
@@ -5559,12 +4453,6 @@
         </w:tc>
       </w:tr>
       <w:tr>
-        <w:tblPrEx>
-          <w:tblCellMar>
-            <w:top w:w="0" w:type="dxa"/>
-            <w:bottom w:w="0" w:type="dxa"/>
-          </w:tblCellMar>
-        </w:tblPrEx>
         <w:tc>
           <w:tcPr>
             <w:tcW w:w="750" w:type="pct"/>
@@ -5663,15 +4551,7 @@
                 <w:sz w:val="18"/>
                 <w:szCs w:val="18"/>
               </w:rPr>
-              <w:t>Ejecutar pruebas de carga (500 usuarios concurrentes, respuesta &lt;1.5 s) y pruebas de usabilidad en dispositivos móviles y</w:t>
-            </w:r>
-            <w:r>
-              <w:rPr>
-                <w:rFonts w:asciiTheme="minorHAnsi" w:eastAsia="Calibri" w:hAnsiTheme="minorHAnsi" w:cstheme="minorHAnsi"/>
-                <w:sz w:val="18"/>
-                <w:szCs w:val="18"/>
-              </w:rPr>
-              <w:t xml:space="preserve"> de escritorio.</w:t>
+              <w:t>Ejecutar pruebas de carga (500 usuarios concurrentes, respuesta &lt;1.5 s) y pruebas de usabilidad en dispositivos móviles y de escritorio.</w:t>
             </w:r>
           </w:p>
         </w:tc>
@@ -5705,25 +4585,7 @@
                 <w:sz w:val="18"/>
                 <w:szCs w:val="18"/>
               </w:rPr>
-              <w:t xml:space="preserve">Herramientas de </w:t>
-            </w:r>
-            <w:proofErr w:type="spellStart"/>
-            <w:r>
-              <w:rPr>
-                <w:rFonts w:asciiTheme="minorHAnsi" w:eastAsia="Calibri" w:hAnsiTheme="minorHAnsi" w:cstheme="minorHAnsi"/>
-                <w:sz w:val="18"/>
-                <w:szCs w:val="18"/>
-              </w:rPr>
-              <w:t>testing</w:t>
-            </w:r>
-            <w:proofErr w:type="spellEnd"/>
-            <w:r>
-              <w:rPr>
-                <w:rFonts w:asciiTheme="minorHAnsi" w:eastAsia="Calibri" w:hAnsiTheme="minorHAnsi" w:cstheme="minorHAnsi"/>
-                <w:sz w:val="18"/>
-                <w:szCs w:val="18"/>
-              </w:rPr>
-              <w:t>/carga, dispositivos de prueba</w:t>
+              <w:t>Herramientas de testing/carga, dispositivos de prueba</w:t>
             </w:r>
           </w:p>
         </w:tc>
@@ -5833,12 +4695,6 @@
         </w:tc>
       </w:tr>
       <w:tr>
-        <w:tblPrEx>
-          <w:tblCellMar>
-            <w:top w:w="0" w:type="dxa"/>
-            <w:bottom w:w="0" w:type="dxa"/>
-          </w:tblCellMar>
-        </w:tblPrEx>
         <w:tc>
           <w:tcPr>
             <w:tcW w:w="750" w:type="pct"/>
@@ -6158,12 +5014,6 @@
         <w:gridCol w:w="444"/>
       </w:tblGrid>
       <w:tr>
-        <w:tblPrEx>
-          <w:tblCellMar>
-            <w:top w:w="0" w:type="dxa"/>
-            <w:bottom w:w="0" w:type="dxa"/>
-          </w:tblCellMar>
-        </w:tblPrEx>
         <w:tc>
           <w:tcPr>
             <w:tcW w:w="1100" w:type="pct"/>
@@ -6888,12 +5738,6 @@
         </w:tc>
       </w:tr>
       <w:tr>
-        <w:tblPrEx>
-          <w:tblCellMar>
-            <w:top w:w="0" w:type="dxa"/>
-            <w:bottom w:w="0" w:type="dxa"/>
-          </w:tblCellMar>
-        </w:tblPrEx>
         <w:tc>
           <w:tcPr>
             <w:tcW w:w="1100" w:type="pct"/>
@@ -7434,12 +6278,6 @@
         </w:tc>
       </w:tr>
       <w:tr>
-        <w:tblPrEx>
-          <w:tblCellMar>
-            <w:top w:w="0" w:type="dxa"/>
-            <w:bottom w:w="0" w:type="dxa"/>
-          </w:tblCellMar>
-        </w:tblPrEx>
         <w:tc>
           <w:tcPr>
             <w:tcW w:w="1100" w:type="pct"/>
@@ -7980,12 +6818,6 @@
         </w:tc>
       </w:tr>
       <w:tr>
-        <w:tblPrEx>
-          <w:tblCellMar>
-            <w:top w:w="0" w:type="dxa"/>
-            <w:bottom w:w="0" w:type="dxa"/>
-          </w:tblCellMar>
-        </w:tblPrEx>
         <w:tc>
           <w:tcPr>
             <w:tcW w:w="1100" w:type="pct"/>
@@ -8016,18 +6848,8 @@
                 <w:sz w:val="18"/>
                 <w:szCs w:val="18"/>
               </w:rPr>
-              <w:t xml:space="preserve">Desarrollo </w:t>
-            </w:r>
-            <w:proofErr w:type="spellStart"/>
-            <w:r>
-              <w:rPr>
-                <w:rFonts w:asciiTheme="minorHAnsi" w:eastAsia="Calibri" w:hAnsiTheme="minorHAnsi" w:cstheme="minorHAnsi"/>
-                <w:sz w:val="18"/>
-                <w:szCs w:val="18"/>
-              </w:rPr>
-              <w:t>frontend</w:t>
-            </w:r>
-            <w:proofErr w:type="spellEnd"/>
+              <w:t>Desarrollo frontend</w:t>
+            </w:r>
           </w:p>
         </w:tc>
         <w:tc>
@@ -8545,12 +7367,6 @@
         </w:tc>
       </w:tr>
       <w:tr>
-        <w:tblPrEx>
-          <w:tblCellMar>
-            <w:top w:w="0" w:type="dxa"/>
-            <w:bottom w:w="0" w:type="dxa"/>
-          </w:tblCellMar>
-        </w:tblPrEx>
         <w:tc>
           <w:tcPr>
             <w:tcW w:w="1100" w:type="pct"/>
@@ -8581,18 +7397,8 @@
                 <w:sz w:val="18"/>
                 <w:szCs w:val="18"/>
               </w:rPr>
-              <w:t xml:space="preserve">Desarrollo </w:t>
-            </w:r>
-            <w:proofErr w:type="spellStart"/>
-            <w:r>
-              <w:rPr>
-                <w:rFonts w:asciiTheme="minorHAnsi" w:eastAsia="Calibri" w:hAnsiTheme="minorHAnsi" w:cstheme="minorHAnsi"/>
-                <w:sz w:val="18"/>
-                <w:szCs w:val="18"/>
-              </w:rPr>
-              <w:t>backend</w:t>
-            </w:r>
-            <w:proofErr w:type="spellEnd"/>
+              <w:t>Desarrollo backend</w:t>
+            </w:r>
           </w:p>
         </w:tc>
         <w:tc>
@@ -9110,12 +7916,6 @@
         </w:tc>
       </w:tr>
       <w:tr>
-        <w:tblPrEx>
-          <w:tblCellMar>
-            <w:top w:w="0" w:type="dxa"/>
-            <w:bottom w:w="0" w:type="dxa"/>
-          </w:tblCellMar>
-        </w:tblPrEx>
         <w:tc>
           <w:tcPr>
             <w:tcW w:w="1100" w:type="pct"/>
@@ -9656,12 +8456,6 @@
         </w:tc>
       </w:tr>
       <w:tr>
-        <w:tblPrEx>
-          <w:tblCellMar>
-            <w:top w:w="0" w:type="dxa"/>
-            <w:bottom w:w="0" w:type="dxa"/>
-          </w:tblCellMar>
-        </w:tblPrEx>
         <w:tc>
           <w:tcPr>
             <w:tcW w:w="1100" w:type="pct"/>
@@ -10193,12 +8987,6 @@
         </w:tc>
       </w:tr>
       <w:tr>
-        <w:tblPrEx>
-          <w:tblCellMar>
-            <w:top w:w="0" w:type="dxa"/>
-            <w:bottom w:w="0" w:type="dxa"/>
-          </w:tblCellMar>
-        </w:tblPrEx>
         <w:tc>
           <w:tcPr>
             <w:tcW w:w="1100" w:type="pct"/>
@@ -10730,12 +9518,6 @@
         </w:tc>
       </w:tr>
       <w:tr>
-        <w:tblPrEx>
-          <w:tblCellMar>
-            <w:top w:w="0" w:type="dxa"/>
-            <w:bottom w:w="0" w:type="dxa"/>
-          </w:tblCellMar>
-        </w:tblPrEx>
         <w:tc>
           <w:tcPr>
             <w:tcW w:w="1100" w:type="pct"/>
